--- a/descargas/primaria-4-6/word/PRESENTE_primaria-4-6_s4_martes-22-dic.docx
+++ b/descargas/primaria-4-6/word/PRESENTE_primaria-4-6_s4_martes-22-dic.docx
@@ -116,7 +116,7 @@
       </w:hyperlink>
       <w:r>
         <w:rPr/>
-        <w:t xml:space="preserve">. Después repasamos la caja completa: caja, papel, lazo y tarjeta.</w:t>
+        <w:t xml:space="preserve">. Después repasamos la caja completa: la caja, cerrada, con su señal y, dentro, nuestros nombres.</w:t>
       </w:r>
     </w:p>
     <w:p>
